--- a/dist/SUBMISSION_FINAL/P8_SIDS_WorldDevelopment/01_manuscript_blinded.docx
+++ b/dist/SUBMISSION_FINAL/P8_SIDS_WorldDevelopment/01_manuscript_blinded.docx
@@ -2,7 +2,7 @@
 <file path=word/document.xml><?xml version="1.0" encoding="utf-8"?>
 <w:document xmlns:w="http://schemas.openxmlformats.org/wordprocessingml/2006/main" xmlns:m="http://schemas.openxmlformats.org/officeDocument/2006/math" xmlns:r="http://schemas.openxmlformats.org/officeDocument/2006/relationships" xmlns:o="urn:schemas-microsoft-com:office:office" xmlns:v="urn:schemas-microsoft-com:vml" xmlns:w10="urn:schemas-microsoft-com:office:word" xmlns:a="http://schemas.openxmlformats.org/drawingml/2006/main" xmlns:pic="http://schemas.openxmlformats.org/drawingml/2006/picture" xmlns:wp="http://schemas.openxmlformats.org/drawingml/2006/wordprocessingDrawing">
   <w:body>
-    <w:bookmarkStart w:id="53" w:name="X851d47967a07835e31e54cc2552648e271a088b"/>
+    <w:bookmarkStart w:id="62" w:name="X851d47967a07835e31e54cc2552648e271a088b"/>
     <w:p>
       <w:pPr>
         <w:pStyle w:val="Heading1"/>
@@ -48,7 +48,84 @@
         </w:pict>
       </w:r>
     </w:p>
-    <w:bookmarkStart w:id="20" w:name="abstract"/>
+    <w:bookmarkStart w:id="20" w:name="highlights"/>
+    <w:p>
+      <w:pPr>
+        <w:pStyle w:val="Heading2"/>
+      </w:pPr>
+      <w:r>
+        <w:t xml:space="preserve">Highlights</w:t>
+      </w:r>
+    </w:p>
+    <w:p>
+      <w:pPr>
+        <w:numPr>
+          <w:ilvl w:val="0"/>
+          <w:numId w:val="1001"/>
+        </w:numPr>
+        <w:pStyle w:val="Compact"/>
+      </w:pPr>
+      <w:r>
+        <w:t xml:space="preserve">First firm-level test of the Forced Internationalization Penalty in Pacific SIDS.</w:t>
+      </w:r>
+    </w:p>
+    <w:p>
+      <w:pPr>
+        <w:numPr>
+          <w:ilvl w:val="0"/>
+          <w:numId w:val="1001"/>
+        </w:numPr>
+        <w:pStyle w:val="Compact"/>
+      </w:pPr>
+      <w:r>
+        <w:t xml:space="preserve">Internationalization is monotone-negative for productivity (β = −0.404, p = .032).</w:t>
+      </w:r>
+    </w:p>
+    <w:p>
+      <w:pPr>
+        <w:numPr>
+          <w:ilvl w:val="0"/>
+          <w:numId w:val="1001"/>
+        </w:numPr>
+        <w:pStyle w:val="Compact"/>
+      </w:pPr>
+      <w:r>
+        <w:t xml:space="preserve">The quadratic term is null: no observable turning point in the data range.</w:t>
+      </w:r>
+    </w:p>
+    <w:p>
+      <w:pPr>
+        <w:numPr>
+          <w:ilvl w:val="0"/>
+          <w:numId w:val="1001"/>
+        </w:numPr>
+        <w:pStyle w:val="Compact"/>
+      </w:pPr>
+      <w:r>
+        <w:t xml:space="preserve">Technological capability and digital adoption do not override the penalty.</w:t>
+      </w:r>
+    </w:p>
+    <w:p>
+      <w:pPr>
+        <w:numPr>
+          <w:ilvl w:val="0"/>
+          <w:numId w:val="1001"/>
+        </w:numPr>
+        <w:pStyle w:val="Compact"/>
+      </w:pPr>
+      <w:r>
+        <w:t xml:space="preserve">Shift I–P framing from institutional moderation to institutional determination.</w:t>
+      </w:r>
+    </w:p>
+    <w:p>
+      <w:r>
+        <w:pict>
+          <v:rect style="width:0;height:1.5pt" o:hralign="center" o:hrstd="t" o:hr="t"/>
+        </w:pict>
+      </w:r>
+    </w:p>
+    <w:bookmarkEnd w:id="20"/>
+    <w:bookmarkStart w:id="21" w:name="abstract"/>
     <w:p>
       <w:pPr>
         <w:pStyle w:val="Heading2"/>
@@ -83,8 +160,8 @@
         </w:pict>
       </w:r>
     </w:p>
-    <w:bookmarkEnd w:id="20"/>
-    <w:bookmarkStart w:id="21" w:name="Xe3d0fc0bea9a42ce7605565d0964033d7f6ee47"/>
+    <w:bookmarkEnd w:id="21"/>
+    <w:bookmarkStart w:id="22" w:name="Xe3d0fc0bea9a42ce7605565d0964033d7f6ee47"/>
     <w:p>
       <w:pPr>
         <w:pStyle w:val="Heading2"/>
@@ -243,8 +320,8 @@
         </w:pict>
       </w:r>
     </w:p>
-    <w:bookmarkEnd w:id="21"/>
-    <w:bookmarkStart w:id="26" w:name="X88086f89d30295b73ade34a6a6d72f6030bebeb"/>
+    <w:bookmarkEnd w:id="22"/>
+    <w:bookmarkStart w:id="27" w:name="X88086f89d30295b73ade34a6a6d72f6030bebeb"/>
     <w:p>
       <w:pPr>
         <w:pStyle w:val="Heading2"/>
@@ -253,7 +330,7 @@
         <w:t xml:space="preserve">2. Theoretical Background and Hypotheses</w:t>
       </w:r>
     </w:p>
-    <w:bookmarkStart w:id="22" w:name="Xb9f10d5a773f889d0c54a837c7b35981e9ef98d"/>
+    <w:bookmarkStart w:id="23" w:name="Xb9f10d5a773f889d0c54a837c7b35981e9ef98d"/>
     <w:p>
       <w:pPr>
         <w:pStyle w:val="Heading3"/>
@@ -332,8 +409,8 @@
         <w:t xml:space="preserve">Both institutional theory (Scott, 1995; North, 1990) and the institutional voids literature (Khanna &amp; Palepu, 2010; Doh et al., 2017) treat the quality of market-supporting institutions as a moderator of I-P relationship intensity. This presupposes that institutions vary on a continuum where some level of functional support exists even at the low end. Comprehensive institutional voids tell a different story. Absent financial intermediaries, unreliable contract enforcement, and limited trade facilitation infrastructure do not merely weaken the inverted-U; they may eliminate the mechanism that generates positive returns from internationalization altogether.</w:t>
       </w:r>
     </w:p>
-    <w:bookmarkEnd w:id="22"/>
-    <w:bookmarkStart w:id="23" w:name="X1f001da1b4b1572ea8f32d5031e054868494059"/>
+    <w:bookmarkEnd w:id="23"/>
+    <w:bookmarkStart w:id="24" w:name="X1f001da1b4b1572ea8f32d5031e054868494059"/>
     <w:p>
       <w:pPr>
         <w:pStyle w:val="Heading3"/>
@@ -442,8 +519,8 @@
         <w:t xml:space="preserve">: Briguglio's vulnerability index captures macroeconomic exposure to external shocks. FIP is a microeconomic, firm-level construct. It identifies the performance mechanism through which macro-structural vulnerability translates into firm-level outcomes.</w:t>
       </w:r>
     </w:p>
-    <w:bookmarkEnd w:id="23"/>
-    <w:bookmarkStart w:id="24" w:name="Xc71733a542ce4d73564dcb0287a5b80a716b22f"/>
+    <w:bookmarkEnd w:id="24"/>
+    <w:bookmarkStart w:id="25" w:name="Xc71733a542ce4d73564dcb0287a5b80a716b22f"/>
     <w:p>
       <w:pPr>
         <w:pStyle w:val="Heading3"/>
@@ -509,8 +586,8 @@
         <w:t xml:space="preserve">: In Pacific SIDS, internationalization intensity is negatively associated with firm performance with no significant quadratic turning point, indicating a Forced Internationalization Penalty rather than an inverted-U relationship.</w:t>
       </w:r>
     </w:p>
-    <w:bookmarkEnd w:id="24"/>
-    <w:bookmarkStart w:id="25" w:name="Xf304c7c051670d76ad64f147386dc979ed380d0"/>
+    <w:bookmarkEnd w:id="25"/>
+    <w:bookmarkStart w:id="26" w:name="Xf304c7c051670d76ad64f147386dc979ed380d0"/>
     <w:p>
       <w:pPr>
         <w:pStyle w:val="Heading3"/>
@@ -594,9 +671,9 @@
         </w:pict>
       </w:r>
     </w:p>
-    <w:bookmarkEnd w:id="25"/>
     <w:bookmarkEnd w:id="26"/>
-    <w:bookmarkStart w:id="30" w:name="X5eb800a903106e48a684e9ea9de39ed619b9df8"/>
+    <w:bookmarkEnd w:id="27"/>
+    <w:bookmarkStart w:id="31" w:name="X5eb800a903106e48a684e9ea9de39ed619b9df8"/>
     <w:p>
       <w:pPr>
         <w:pStyle w:val="Heading2"/>
@@ -605,7 +682,7 @@
         <w:t xml:space="preserve">3. Data and Methods</w:t>
       </w:r>
     </w:p>
-    <w:bookmarkStart w:id="27" w:name="X180323993af082d7b264d69830cacecf330a102"/>
+    <w:bookmarkStart w:id="28" w:name="X180323993af082d7b264d69830cacecf330a102"/>
     <w:p>
       <w:pPr>
         <w:pStyle w:val="Heading3"/>
@@ -638,8 +715,8 @@
         <w:t xml:space="preserve">across multiple country-year waves.</w:t>
       </w:r>
     </w:p>
-    <w:bookmarkEnd w:id="27"/>
-    <w:bookmarkStart w:id="28" w:name="X431a8b355211b47c6e494a5f659051454df4ed1"/>
+    <w:bookmarkEnd w:id="28"/>
+    <w:bookmarkStart w:id="29" w:name="X431a8b355211b47c6e494a5f659051454df4ed1"/>
     <w:p>
       <w:pPr>
         <w:pStyle w:val="Heading3"/>
@@ -1610,8 +1687,8 @@
         <w:t xml:space="preserve">is centred within each country-year wave so that turning-point estimates are not confounded by cross-wave composition shifts (Haans et al., 2016). DAI captures only Tier-1 static website presence; Tier-2 (e-payment) and Tier-3 (cloud/ERP) indicators are unavailable for these WBES waves.</w:t>
       </w:r>
     </w:p>
-    <w:bookmarkEnd w:id="28"/>
-    <w:bookmarkStart w:id="29" w:name="Xc5fe1f3cf583535f12a87a680dcd317400b3da2"/>
+    <w:bookmarkEnd w:id="29"/>
+    <w:bookmarkStart w:id="30" w:name="Xc5fe1f3cf583535f12a87a680dcd317400b3da2"/>
     <w:p>
       <w:pPr>
         <w:pStyle w:val="Heading3"/>
@@ -2273,9 +2350,9 @@
         </w:pict>
       </w:r>
     </w:p>
-    <w:bookmarkEnd w:id="29"/>
     <w:bookmarkEnd w:id="30"/>
-    <w:bookmarkStart w:id="37" w:name="X121719332867ee227f0a04b486098cee978c6e6"/>
+    <w:bookmarkEnd w:id="31"/>
+    <w:bookmarkStart w:id="38" w:name="X121719332867ee227f0a04b486098cee978c6e6"/>
     <w:p>
       <w:pPr>
         <w:pStyle w:val="Heading2"/>
@@ -2284,7 +2361,7 @@
         <w:t xml:space="preserve">4. Results</w:t>
       </w:r>
     </w:p>
-    <w:bookmarkStart w:id="31" w:name="Xf031df31c5b8141c05fcebab78842231a9e024a"/>
+    <w:bookmarkStart w:id="32" w:name="Xf031df31c5b8141c05fcebab78842231a9e024a"/>
     <w:p>
       <w:pPr>
         <w:pStyle w:val="Heading3"/>
@@ -2324,8 +2401,8 @@
         <w:t xml:space="preserve">increases from 0.511 (year FE only) to 0.799 (country + year FE) when country indicators are added, confirming that 95% of explained productivity variance is between-country, a feature consistent with extreme between-country heterogeneity in institutional quality, geographic remoteness, and economic structure.</w:t>
       </w:r>
     </w:p>
-    <w:bookmarkEnd w:id="31"/>
-    <w:bookmarkStart w:id="32" w:name="X221fb7e0fbd1e09102b607f2a4be829dba85b6e"/>
+    <w:bookmarkEnd w:id="32"/>
+    <w:bookmarkStart w:id="33" w:name="X221fb7e0fbd1e09102b607f2a4be829dba85b6e"/>
     <w:p>
       <w:pPr>
         <w:pStyle w:val="Heading3"/>
@@ -2555,8 +2632,8 @@
         <w:t xml:space="preserve">= +0.082, p = .242).</w:t>
       </w:r>
     </w:p>
-    <w:bookmarkEnd w:id="32"/>
-    <w:bookmarkStart w:id="33" w:name="X278b3f0cc4133671f70c21e2e288fdaa4a06e72"/>
+    <w:bookmarkEnd w:id="33"/>
+    <w:bookmarkStart w:id="34" w:name="X278b3f0cc4133671f70c21e2e288fdaa4a06e72"/>
     <w:p>
       <w:pPr>
         <w:pStyle w:val="Heading3"/>
@@ -2725,7 +2802,7 @@
       <w:pPr>
         <w:numPr>
           <w:ilvl w:val="0"/>
-          <w:numId w:val="1001"/>
+          <w:numId w:val="1002"/>
         </w:numPr>
         <w:pStyle w:val="Compact"/>
       </w:pPr>
@@ -2805,7 +2882,7 @@
       <w:pPr>
         <w:numPr>
           <w:ilvl w:val="0"/>
-          <w:numId w:val="1001"/>
+          <w:numId w:val="1002"/>
         </w:numPr>
         <w:pStyle w:val="Compact"/>
       </w:pPr>
@@ -2910,7 +2987,7 @@
       <w:pPr>
         <w:numPr>
           <w:ilvl w:val="0"/>
-          <w:numId w:val="1001"/>
+          <w:numId w:val="1002"/>
         </w:numPr>
         <w:pStyle w:val="Compact"/>
       </w:pPr>
@@ -3083,7 +3160,7 @@
       <w:pPr>
         <w:numPr>
           <w:ilvl w:val="0"/>
-          <w:numId w:val="1001"/>
+          <w:numId w:val="1002"/>
         </w:numPr>
         <w:pStyle w:val="Compact"/>
       </w:pPr>
@@ -3148,8 +3225,8 @@
         <w:t xml:space="preserve">: consistent with H1 and the FIP structural mechanism. There is no turning point within the observed FSTS range (0–1).</w:t>
       </w:r>
     </w:p>
-    <w:bookmarkEnd w:id="33"/>
-    <w:bookmarkStart w:id="34" w:name="X7c95bb97131b594aa7673109c051c80c5a0bcc4"/>
+    <w:bookmarkEnd w:id="34"/>
+    <w:bookmarkStart w:id="35" w:name="X7c95bb97131b594aa7673109c051c80c5a0bcc4"/>
     <w:p>
       <w:pPr>
         <w:pStyle w:val="Heading3"/>
@@ -3367,8 +3444,8 @@
         <w:t xml:space="preserve">This result is critical: even among firms that have successfully engaged in exporting, higher export intensity is associated with lower productivity. This rules out a simple selection explanation (e.g., that only low-productivity firms are excluded from exporting, driving the pooled negative correlation). Among actual exporters, intensifying exports further worsens performance, which is the hallmark of the FIP mechanism rather than of adverse selection.</w:t>
       </w:r>
     </w:p>
-    <w:bookmarkEnd w:id="34"/>
-    <w:bookmarkStart w:id="35" w:name="Xb09bd355cfef31bfb4a34bc8569e299208ad4bf"/>
+    <w:bookmarkEnd w:id="35"/>
+    <w:bookmarkStart w:id="36" w:name="Xb09bd355cfef31bfb4a34bc8569e299208ad4bf"/>
     <w:p>
       <w:pPr>
         <w:pStyle w:val="Heading3"/>
@@ -3711,8 +3788,8 @@
         <w:t xml:space="preserve">, while small and non-significant, are consistent with the interpretation that capabilities raise productivity levels in general (as found in mainland Asian contexts: Goedhuys &amp; Sleuwaegen, 2013; Teece, 2007) but cannot modify the structural negativity of the FSTS–performance relationship that FIP describes.</w:t>
       </w:r>
     </w:p>
-    <w:bookmarkEnd w:id="35"/>
-    <w:bookmarkStart w:id="36" w:name="X6c093959484b3f9d4e201eec1d461ec8d4bd970"/>
+    <w:bookmarkEnd w:id="36"/>
+    <w:bookmarkStart w:id="37" w:name="X6c093959484b3f9d4e201eec1d461ec8d4bd970"/>
     <w:p>
       <w:pPr>
         <w:pStyle w:val="Heading3"/>
@@ -3905,9 +3982,9 @@
         </w:pict>
       </w:r>
     </w:p>
-    <w:bookmarkEnd w:id="36"/>
     <w:bookmarkEnd w:id="37"/>
-    <w:bookmarkStart w:id="43" w:name="X735612638e4e736e4693e459c258977262c0dfc"/>
+    <w:bookmarkEnd w:id="38"/>
+    <w:bookmarkStart w:id="44" w:name="X735612638e4e736e4693e459c258977262c0dfc"/>
     <w:p>
       <w:pPr>
         <w:pStyle w:val="Heading2"/>
@@ -3916,7 +3993,7 @@
         <w:t xml:space="preserve">5. Discussion</w:t>
       </w:r>
     </w:p>
-    <w:bookmarkStart w:id="38" w:name="X756057e5c11f0c9dd39f4fea415a3ea89277fd3"/>
+    <w:bookmarkStart w:id="39" w:name="X756057e5c11f0c9dd39f4fea415a3ea89277fd3"/>
     <w:p>
       <w:pPr>
         <w:pStyle w:val="Heading3"/>
@@ -3989,8 +4066,8 @@
         <w:t xml:space="preserve">Read this way, conventional theory and FIP are the two poles of a single continuum rather than a rule and its exception. At the strong-institution pole, internationalization is internationalization-to-scale: a firm such as a Singaporean exporter operates on the long ascending limb where exporting optimizes profit margins, and the turning point arrives very late because the home base, trade costs, and institutions all permit scale and learning gains to be appropriated. At the opposite pole, internationalization is internationalization-to-survive: SIDS firms are forced to export despite trade-cost amplifications that erode all profit, and the curve collapses into a monotone negative line. The value of the FIP pole is not that it is rare but that it is diagnostic. It is the theoretically most revealing case precisely because it is the singularity at which the inverted-U breaks down, and where the breakdown lays bare the structural prerequisites the standard model assumes but leaves unstated. The conventional curve never had to declare its dependence on a viable home market, on bearable logistics, and on functioning institutions, because in mainstream samples those conditions are always present; only at the FIP pole, where they vanish together, does that hidden dependence become observable. FIP therefore contributes a general boundary condition to institutional moderation theory: it specifies the limit at which moderation of degree gives way to determination of sign.</w:t>
       </w:r>
     </w:p>
-    <w:bookmarkEnd w:id="38"/>
-    <w:bookmarkStart w:id="39" w:name="X0f7881790c29927869278ccfdf374374fedd8e4"/>
+    <w:bookmarkEnd w:id="39"/>
+    <w:bookmarkStart w:id="40" w:name="X0f7881790c29927869278ccfdf374374fedd8e4"/>
     <w:p>
       <w:pPr>
         <w:pStyle w:val="Heading3"/>
@@ -4049,8 +4126,8 @@
         <w:t xml:space="preserve">The finding connects to the broader question of boundary conditions in IB theory (Verbeke &amp; Brugman, 2018; Hennart, 2007). If mainstream I-P theories are derived from samples of economies where the structural prerequisites are broadly satisfied, those theories may be systematically inapplicable to the SIDS context. They would not merely need adjustment; they would represent a qualitatively different theoretical regime. FIP offers a theoretically grounded label for that alternative regime.</w:t>
       </w:r>
     </w:p>
-    <w:bookmarkEnd w:id="39"/>
-    <w:bookmarkStart w:id="40" w:name="X8a30c3062e38861be110fa8b68be2e42e1dcb57"/>
+    <w:bookmarkEnd w:id="40"/>
+    <w:bookmarkStart w:id="41" w:name="X8a30c3062e38861be110fa8b68be2e42e1dcb57"/>
     <w:p>
       <w:pPr>
         <w:pStyle w:val="Heading3"/>
@@ -4215,8 +4292,8 @@
         <w:t xml:space="preserve">suggest that capabilities do raise general productivity levels, consistent with their role in the broader literature, yet they cannot modify the negative directionality of the FSTS–performance relationship in the SIDS structural context. This nuance, that capabilities help the level and not the slope, may be a productive direction for future SIDS research.</w:t>
       </w:r>
     </w:p>
-    <w:bookmarkEnd w:id="40"/>
-    <w:bookmarkStart w:id="41" w:name="X8bcfb993ada7fae012c0a3b08b0e9a3dc544172"/>
+    <w:bookmarkEnd w:id="41"/>
+    <w:bookmarkStart w:id="42" w:name="X8bcfb993ada7fae012c0a3b08b0e9a3dc544172"/>
     <w:p>
       <w:pPr>
         <w:pStyle w:val="Heading3"/>
@@ -4313,8 +4390,8 @@
         <w:t xml:space="preserve">(functional institutions): targeted institutional development focused on trade facilitation infrastructure, such as standards bodies, trade finance intermediaries, and export promotion agencies with genuine capacity, may address the FIP mechanism more directly than generic governance reform. Goedhuys and Sleuwaegen's (2013) evidence on international certification is instructive here. Their finding that ISO certification improves firm productivity is consistent with the null TCI result reported above if certification's productivity benefit is conditional on institutions that support standards enforcement and customer recognition, the very conditions absent in the SIDS context.</w:t>
       </w:r>
     </w:p>
-    <w:bookmarkEnd w:id="41"/>
-    <w:bookmarkStart w:id="42" w:name="Xde7edcb3f604b7ff7a62d585547252a5b42f172"/>
+    <w:bookmarkEnd w:id="42"/>
+    <w:bookmarkStart w:id="43" w:name="Xde7edcb3f604b7ff7a62d585547252a5b42f172"/>
     <w:p>
       <w:pPr>
         <w:pStyle w:val="Heading3"/>
@@ -4422,9 +4499,9 @@
         </w:pict>
       </w:r>
     </w:p>
-    <w:bookmarkEnd w:id="42"/>
     <w:bookmarkEnd w:id="43"/>
-    <w:bookmarkStart w:id="44" w:name="X56025c6d9dbf7520f7a7df11f905cdd09f46e4a"/>
+    <w:bookmarkEnd w:id="44"/>
+    <w:bookmarkStart w:id="45" w:name="X56025c6d9dbf7520f7a7df11f905cdd09f46e4a"/>
     <w:p>
       <w:pPr>
         <w:pStyle w:val="Heading2"/>
@@ -4503,14 +4580,14 @@
         </w:pict>
       </w:r>
     </w:p>
-    <w:bookmarkEnd w:id="44"/>
-    <w:bookmarkStart w:id="48" w:name="references"/>
+    <w:bookmarkEnd w:id="45"/>
+    <w:bookmarkStart w:id="47" w:name="acknowledgements"/>
     <w:p>
       <w:pPr>
         <w:pStyle w:val="Heading2"/>
       </w:pPr>
       <w:r>
-        <w:t xml:space="preserve">References</w:t>
+        <w:t xml:space="preserve">Acknowledgements</w:t>
       </w:r>
     </w:p>
     <w:p>
@@ -4518,28 +4595,85 @@
         <w:pStyle w:val="FirstParagraph"/>
       </w:pPr>
       <w:r>
-        <w:t xml:space="preserve">Barney, J. (1991). Firm resources and sustained competitive advantage.</w:t>
-      </w:r>
-      <w:r>
-        <w:t xml:space="preserve"> </w:t>
-      </w:r>
+        <w:t xml:space="preserve">Source: World Bank Enterprise Surveys (WBES),</w:t>
+      </w:r>
+      <w:r>
+        <w:t xml:space="preserve"> </w:t>
+      </w:r>
+      <w:hyperlink r:id="rId46">
+        <w:r>
+          <w:rPr>
+            <w:rStyle w:val="Hyperlink"/>
+          </w:rPr>
+          <w:t xml:space="preserve">www.enterprisesurveys.org</w:t>
+        </w:r>
+      </w:hyperlink>
+      <w:r>
+        <w:t xml:space="preserve">. We thank the Enterprise Analysis Unit of the Development Economics Global Indicators Group of the World Bank for the data. The user of the data acknowledges that the original collector of the data, the authorised distributor of the data, and the relevant funding agency bear no responsibility for use of the data or for interpretations or inferences based upon such uses. The findings, interpretations, and conclusions expressed in this paper are entirely those of the authors and do not necessarily represent the views of the World Bank Group, its Executive Directors, or the governments they represent.</w:t>
+      </w:r>
+    </w:p>
+    <w:bookmarkEnd w:id="47"/>
+    <w:bookmarkStart w:id="48" w:name="funding"/>
+    <w:p>
+      <w:pPr>
+        <w:pStyle w:val="Heading2"/>
+      </w:pPr>
+      <w:r>
+        <w:t xml:space="preserve">Funding</w:t>
+      </w:r>
+    </w:p>
+    <w:p>
+      <w:pPr>
+        <w:pStyle w:val="FirstParagraph"/>
+      </w:pPr>
+      <w:r>
+        <w:t xml:space="preserve">The authors received no specific grant from any funding agency in the public, commercial, or not-for-profit sectors for the research, authorship, or publication of this article.</w:t>
+      </w:r>
+    </w:p>
+    <w:bookmarkEnd w:id="48"/>
+    <w:bookmarkStart w:id="49" w:name="declaration-of-competing-interests"/>
+    <w:p>
+      <w:pPr>
+        <w:pStyle w:val="Heading2"/>
+      </w:pPr>
+      <w:r>
+        <w:t xml:space="preserve">Declaration of Competing Interests</w:t>
+      </w:r>
+    </w:p>
+    <w:p>
+      <w:pPr>
+        <w:pStyle w:val="FirstParagraph"/>
+      </w:pPr>
+      <w:r>
+        <w:t xml:space="preserve">The authors declare that they have no known competing financial interests or personal relationships that could have appeared to influence the work reported in this paper.</w:t>
+      </w:r>
+    </w:p>
+    <w:bookmarkEnd w:id="49"/>
+    <w:bookmarkStart w:id="50" w:name="credit-author-statement"/>
+    <w:p>
+      <w:pPr>
+        <w:pStyle w:val="Heading2"/>
+      </w:pPr>
+      <w:r>
+        <w:t xml:space="preserve">CRediT Author Statement</w:t>
+      </w:r>
+    </w:p>
+    <w:p>
+      <w:pPr>
+        <w:pStyle w:val="FirstParagraph"/>
+      </w:pPr>
       <w:r>
         <w:rPr>
           <w:iCs/>
           <w:i/>
         </w:rPr>
-        <w:t xml:space="preserve">Journal of Management, 17</w:t>
-      </w:r>
-      <w:r>
-        <w:t xml:space="preserve">(1), 99–120.</w:t>
-      </w:r>
-    </w:p>
-    <w:p>
-      <w:pPr>
-        <w:pStyle w:val="BodyText"/>
-      </w:pPr>
-      <w:r>
-        <w:t xml:space="preserve">Bausch, A., &amp; Krist, M. (2007). The effect of context-related moderators on the internationalization-performance relationship.</w:t>
+        <w:t xml:space="preserve">Author 1 (corresponding):</w:t>
+      </w:r>
+      <w:r>
+        <w:t xml:space="preserve"> </w:t>
+      </w:r>
+      <w:r>
+        <w:t xml:space="preserve">Conceptualization, Methodology, Data curation, Formal analysis, Writing — original draft.</w:t>
       </w:r>
       <w:r>
         <w:t xml:space="preserve"> </w:t>
@@ -4549,18 +4683,91 @@
           <w:iCs/>
           <w:i/>
         </w:rPr>
-        <w:t xml:space="preserve">Management International Review, 47</w:t>
-      </w:r>
-      <w:r>
-        <w:t xml:space="preserve">(3), 319–347.</w:t>
-      </w:r>
-    </w:p>
-    <w:p>
-      <w:pPr>
-        <w:pStyle w:val="BodyText"/>
-      </w:pPr>
-      <w:r>
-        <w:t xml:space="preserve">Briguglio, L. (1995). Small island developing states and their economic vulnerabilities.</w:t>
+        <w:t xml:space="preserve">Author 2:</w:t>
+      </w:r>
+      <w:r>
+        <w:t xml:space="preserve"> </w:t>
+      </w:r>
+      <w:r>
+        <w:t xml:space="preserve">Conceptualization, Methodology, Writing — review &amp; editing, Supervision. (Full author identities provided in separate Title Page; CRediT terms per Brand et al., 2015.)</w:t>
+      </w:r>
+    </w:p>
+    <w:bookmarkEnd w:id="50"/>
+    <w:bookmarkStart w:id="51" w:name="Xfd35355eaff5be7167e13ac5f8f9ba5509cc5e8"/>
+    <w:p>
+      <w:pPr>
+        <w:pStyle w:val="Heading2"/>
+      </w:pPr>
+      <w:r>
+        <w:t xml:space="preserve">Declaration of Generative AI and AI-Assisted Technologies</w:t>
+      </w:r>
+    </w:p>
+    <w:p>
+      <w:pPr>
+        <w:pStyle w:val="FirstParagraph"/>
+      </w:pPr>
+      <w:r>
+        <w:t xml:space="preserve">During the preparation of this work the authors used large-language-model assistants to support: (i) language polishing of draft prose at the sentence level; (ii) consistency checking of statistical notation and APA 7 reference formatting; and (iii) preliminary screening of WBES variable codes against the harmonisation protocol. After using these tools, the authors reviewed and edited the content as needed and take full responsibility for the content of the published article. No AI tool was used for analytic decisions, hypothesis development, or interpretation of empirical results.</w:t>
+      </w:r>
+    </w:p>
+    <w:bookmarkEnd w:id="51"/>
+    <w:bookmarkStart w:id="53" w:name="data-availability-statement"/>
+    <w:p>
+      <w:pPr>
+        <w:pStyle w:val="Heading2"/>
+      </w:pPr>
+      <w:r>
+        <w:t xml:space="preserve">Data Availability Statement</w:t>
+      </w:r>
+    </w:p>
+    <w:p>
+      <w:pPr>
+        <w:pStyle w:val="FirstParagraph"/>
+      </w:pPr>
+      <w:r>
+        <w:t xml:space="preserve">The World Bank Enterprise Survey microdata used in this study are publicly available at</w:t>
+      </w:r>
+      <w:r>
+        <w:t xml:space="preserve"> </w:t>
+      </w:r>
+      <w:hyperlink r:id="rId52">
+        <w:r>
+          <w:rPr>
+            <w:rStyle w:val="Hyperlink"/>
+          </w:rPr>
+          <w:t xml:space="preserve">https://www.enterprisesurveys.org</w:t>
+        </w:r>
+      </w:hyperlink>
+      <w:r>
+        <w:t xml:space="preserve"> </w:t>
+      </w:r>
+      <w:r>
+        <w:t xml:space="preserve">(accessed during May 2025–April 2026 for the nine Pacific SIDS waves analysed). The harmonisation protocol, derived variable construction code, and replication scripts that reproduce the regression results reported in §4 are available from the corresponding author on reasonable request; a fully anonymised replication archive will be deposited on OSF upon acceptance.</w:t>
+      </w:r>
+    </w:p>
+    <w:p>
+      <w:r>
+        <w:pict>
+          <v:rect style="width:0;height:1.5pt" o:hralign="center" o:hrstd="t" o:hr="t"/>
+        </w:pict>
+      </w:r>
+    </w:p>
+    <w:bookmarkEnd w:id="53"/>
+    <w:bookmarkStart w:id="57" w:name="references"/>
+    <w:p>
+      <w:pPr>
+        <w:pStyle w:val="Heading2"/>
+      </w:pPr>
+      <w:r>
+        <w:t xml:space="preserve">References</w:t>
+      </w:r>
+    </w:p>
+    <w:p>
+      <w:pPr>
+        <w:pStyle w:val="FirstParagraph"/>
+      </w:pPr>
+      <w:r>
+        <w:t xml:space="preserve">Barney, J. (1991). Firm resources and sustained competitive advantage.</w:t>
       </w:r>
       <w:r>
         <w:t xml:space="preserve"> </w:t>
@@ -4570,18 +4777,18 @@
           <w:iCs/>
           <w:i/>
         </w:rPr>
-        <w:t xml:space="preserve">World Development, 23</w:t>
-      </w:r>
-      <w:r>
-        <w:t xml:space="preserve">(9), 1615–1632.</w:t>
-      </w:r>
-    </w:p>
-    <w:p>
-      <w:pPr>
-        <w:pStyle w:val="BodyText"/>
-      </w:pPr>
-      <w:r>
-        <w:t xml:space="preserve">Briguglio, L., Cordina, G., Farrugia, N., &amp; Vella, S. (2009). Economic vulnerability and resilience: Concepts and measurements.</w:t>
+        <w:t xml:space="preserve">Journal of Management, 17</w:t>
+      </w:r>
+      <w:r>
+        <w:t xml:space="preserve">(1), 99–120.</w:t>
+      </w:r>
+    </w:p>
+    <w:p>
+      <w:pPr>
+        <w:pStyle w:val="BodyText"/>
+      </w:pPr>
+      <w:r>
+        <w:t xml:space="preserve">Bausch, A., &amp; Krist, M. (2007). The effect of context-related moderators on the internationalization-performance relationship.</w:t>
       </w:r>
       <w:r>
         <w:t xml:space="preserve"> </w:t>
@@ -4591,18 +4798,18 @@
           <w:iCs/>
           <w:i/>
         </w:rPr>
-        <w:t xml:space="preserve">Oxford Development Studies, 37</w:t>
-      </w:r>
-      <w:r>
-        <w:t xml:space="preserve">(3), 229–247.</w:t>
-      </w:r>
-    </w:p>
-    <w:p>
-      <w:pPr>
-        <w:pStyle w:val="BodyText"/>
-      </w:pPr>
-      <w:r>
-        <w:t xml:space="preserve">Contractor, F. J., Kundu, S. K., &amp; Hsu, C.-C. (2003). A three-stage theory of international expansion: The link between multinationality and performance in the service sector.</w:t>
+        <w:t xml:space="preserve">Management International Review, 47</w:t>
+      </w:r>
+      <w:r>
+        <w:t xml:space="preserve">(3), 319–347.</w:t>
+      </w:r>
+    </w:p>
+    <w:p>
+      <w:pPr>
+        <w:pStyle w:val="BodyText"/>
+      </w:pPr>
+      <w:r>
+        <w:t xml:space="preserve">Briguglio, L. (1995). Small island developing states and their economic vulnerabilities.</w:t>
       </w:r>
       <w:r>
         <w:t xml:space="preserve"> </w:t>
@@ -4612,18 +4819,18 @@
           <w:iCs/>
           <w:i/>
         </w:rPr>
-        <w:t xml:space="preserve">Journal of International Business Studies, 34</w:t>
-      </w:r>
-      <w:r>
-        <w:t xml:space="preserve">(1), 5–18.</w:t>
-      </w:r>
-    </w:p>
-    <w:p>
-      <w:pPr>
-        <w:pStyle w:val="BodyText"/>
-      </w:pPr>
-      <w:r>
-        <w:t xml:space="preserve">Diamantopoulos, A., &amp; Winklhofer, H. M. (2001). Index construction with formative indicators: An alternative to scale development.</w:t>
+        <w:t xml:space="preserve">World Development, 23</w:t>
+      </w:r>
+      <w:r>
+        <w:t xml:space="preserve">(9), 1615–1632.</w:t>
+      </w:r>
+    </w:p>
+    <w:p>
+      <w:pPr>
+        <w:pStyle w:val="BodyText"/>
+      </w:pPr>
+      <w:r>
+        <w:t xml:space="preserve">Briguglio, L., Cordina, G., Farrugia, N., &amp; Vella, S. (2009). Economic vulnerability and resilience: Concepts and measurements.</w:t>
       </w:r>
       <w:r>
         <w:t xml:space="preserve"> </w:t>
@@ -4633,18 +4840,18 @@
           <w:iCs/>
           <w:i/>
         </w:rPr>
-        <w:t xml:space="preserve">Journal of Marketing Research, 38</w:t>
-      </w:r>
-      <w:r>
-        <w:t xml:space="preserve">(2), 269–277.</w:t>
-      </w:r>
-    </w:p>
-    <w:p>
-      <w:pPr>
-        <w:pStyle w:val="BodyText"/>
-      </w:pPr>
-      <w:r>
-        <w:t xml:space="preserve">Doh, J. P., Rodrigues, S., Saka-Helmhout, A., &amp; Makhija, M. (2017). International business responses to institutional voids.</w:t>
+        <w:t xml:space="preserve">Oxford Development Studies, 37</w:t>
+      </w:r>
+      <w:r>
+        <w:t xml:space="preserve">(3), 229–247.</w:t>
+      </w:r>
+    </w:p>
+    <w:p>
+      <w:pPr>
+        <w:pStyle w:val="BodyText"/>
+      </w:pPr>
+      <w:r>
+        <w:t xml:space="preserve">Contractor, F. J., Kundu, S. K., &amp; Hsu, C.-C. (2003). A three-stage theory of international expansion: The link between multinationality and performance in the service sector.</w:t>
       </w:r>
       <w:r>
         <w:t xml:space="preserve"> </w:t>
@@ -4654,18 +4861,18 @@
           <w:iCs/>
           <w:i/>
         </w:rPr>
-        <w:t xml:space="preserve">Journal of International Business Studies, 48</w:t>
-      </w:r>
-      <w:r>
-        <w:t xml:space="preserve">(3), 293–307.</w:t>
-      </w:r>
-    </w:p>
-    <w:p>
-      <w:pPr>
-        <w:pStyle w:val="BodyText"/>
-      </w:pPr>
-      <w:r>
-        <w:t xml:space="preserve">Goedhuys, M., &amp; Sleuwaegen, L. (2013). The impact of international standards certification on the performance of firms in less developed countries.</w:t>
+        <w:t xml:space="preserve">Journal of International Business Studies, 34</w:t>
+      </w:r>
+      <w:r>
+        <w:t xml:space="preserve">(1), 5–18.</w:t>
+      </w:r>
+    </w:p>
+    <w:p>
+      <w:pPr>
+        <w:pStyle w:val="BodyText"/>
+      </w:pPr>
+      <w:r>
+        <w:t xml:space="preserve">Diamantopoulos, A., &amp; Winklhofer, H. M. (2001). Index construction with formative indicators: An alternative to scale development.</w:t>
       </w:r>
       <w:r>
         <w:t xml:space="preserve"> </w:t>
@@ -4675,18 +4882,18 @@
           <w:iCs/>
           <w:i/>
         </w:rPr>
-        <w:t xml:space="preserve">World Development, 46</w:t>
-      </w:r>
-      <w:r>
-        <w:t xml:space="preserve">, 87–101.</w:t>
-      </w:r>
-    </w:p>
-    <w:p>
-      <w:pPr>
-        <w:pStyle w:val="BodyText"/>
-      </w:pPr>
-      <w:r>
-        <w:t xml:space="preserve">Haans, R. F. J., Pieters, C., &amp; He, Z.-L. (2016). Thinking about U: Theorizing and testing U- and inverted U-shaped relationships in strategy research.</w:t>
+        <w:t xml:space="preserve">Journal of Marketing Research, 38</w:t>
+      </w:r>
+      <w:r>
+        <w:t xml:space="preserve">(2), 269–277.</w:t>
+      </w:r>
+    </w:p>
+    <w:p>
+      <w:pPr>
+        <w:pStyle w:val="BodyText"/>
+      </w:pPr>
+      <w:r>
+        <w:t xml:space="preserve">Doh, J. P., Rodrigues, S., Saka-Helmhout, A., &amp; Makhija, M. (2017). International business responses to institutional voids.</w:t>
       </w:r>
       <w:r>
         <w:t xml:space="preserve"> </w:t>
@@ -4696,6 +4903,48 @@
           <w:iCs/>
           <w:i/>
         </w:rPr>
+        <w:t xml:space="preserve">Journal of International Business Studies, 48</w:t>
+      </w:r>
+      <w:r>
+        <w:t xml:space="preserve">(3), 293–307.</w:t>
+      </w:r>
+    </w:p>
+    <w:p>
+      <w:pPr>
+        <w:pStyle w:val="BodyText"/>
+      </w:pPr>
+      <w:r>
+        <w:t xml:space="preserve">Goedhuys, M., &amp; Sleuwaegen, L. (2013). The impact of international standards certification on the performance of firms in less developed countries.</w:t>
+      </w:r>
+      <w:r>
+        <w:t xml:space="preserve"> </w:t>
+      </w:r>
+      <w:r>
+        <w:rPr>
+          <w:iCs/>
+          <w:i/>
+        </w:rPr>
+        <w:t xml:space="preserve">World Development, 46</w:t>
+      </w:r>
+      <w:r>
+        <w:t xml:space="preserve">, 87–101.</w:t>
+      </w:r>
+    </w:p>
+    <w:p>
+      <w:pPr>
+        <w:pStyle w:val="BodyText"/>
+      </w:pPr>
+      <w:r>
+        <w:t xml:space="preserve">Haans, R. F. J., Pieters, C., &amp; He, Z.-L. (2016). Thinking about U: Theorizing and testing U- and inverted U-shaped relationships in strategy research.</w:t>
+      </w:r>
+      <w:r>
+        <w:t xml:space="preserve"> </w:t>
+      </w:r>
+      <w:r>
+        <w:rPr>
+          <w:iCs/>
+          <w:i/>
+        </w:rPr>
         <w:t xml:space="preserve">Strategic Management Journal, 37</w:t>
       </w:r>
       <w:r>
@@ -4704,7 +4953,7 @@
       <w:r>
         <w:t xml:space="preserve"> </w:t>
       </w:r>
-      <w:hyperlink r:id="rId45">
+      <w:hyperlink r:id="rId54">
         <w:r>
           <w:rPr>
             <w:rStyle w:val="Hyperlink"/>
@@ -4946,7 +5195,7 @@
       <w:r>
         <w:t xml:space="preserve"> </w:t>
       </w:r>
-      <w:hyperlink r:id="rId46">
+      <w:hyperlink r:id="rId55">
         <w:r>
           <w:rPr>
             <w:rStyle w:val="Hyperlink"/>
@@ -5020,7 +5269,7 @@
       <w:r>
         <w:t xml:space="preserve"> </w:t>
       </w:r>
-      <w:hyperlink r:id="rId47">
+      <w:hyperlink r:id="rId56">
         <w:r>
           <w:rPr>
             <w:rStyle w:val="Hyperlink"/>
@@ -5228,8 +5477,8 @@
         </w:pict>
       </w:r>
     </w:p>
-    <w:bookmarkEnd w:id="48"/>
-    <w:bookmarkStart w:id="52" w:name="appendix-a-tables"/>
+    <w:bookmarkEnd w:id="57"/>
+    <w:bookmarkStart w:id="61" w:name="appendix-a-tables"/>
     <w:p>
       <w:pPr>
         <w:pStyle w:val="Heading2"/>
@@ -5238,7 +5487,7 @@
         <w:t xml:space="preserve">Appendix A: Tables</w:t>
       </w:r>
     </w:p>
-    <w:bookmarkStart w:id="49" w:name="table-1-country-level-summary-statistics"/>
+    <w:bookmarkStart w:id="58" w:name="table-1-country-level-summary-statistics"/>
     <w:p>
       <w:pPr>
         <w:pStyle w:val="Heading3"/>
@@ -6127,8 +6376,8 @@
         <w:t xml:space="preserve">). Total N reflects analysis sample (non-missing ln_LP and FSTS). Wave coverage varies by country.</w:t>
       </w:r>
     </w:p>
-    <w:bookmarkEnd w:id="49"/>
-    <w:bookmarkStart w:id="50" w:name="Xcb8e4546744cd6d21af62aeea30ad97288aa2e1"/>
+    <w:bookmarkEnd w:id="58"/>
+    <w:bookmarkStart w:id="59" w:name="Xcb8e4546744cd6d21af62aeea30ad97288aa2e1"/>
     <w:p>
       <w:pPr>
         <w:pStyle w:val="Heading3"/>
@@ -7275,8 +7524,8 @@
         <w:t xml:space="preserve">) = −0.404, p = .032 (M1).</w:t>
       </w:r>
     </w:p>
-    <w:bookmarkEnd w:id="50"/>
-    <w:bookmarkStart w:id="51" w:name="X25c22aea567cfc6fb497c5a2142ec453d3ebd11"/>
+    <w:bookmarkEnd w:id="59"/>
+    <w:bookmarkStart w:id="60" w:name="X25c22aea567cfc6fb497c5a2142ec453d3ebd11"/>
     <w:p>
       <w:pPr>
         <w:pStyle w:val="Heading3"/>
@@ -7644,9 +7893,9 @@
         <w:t xml:space="preserve">= −0.901) addresses adverse selection concern: among active exporters, intensifying exports further worsens performance.</w:t>
       </w:r>
     </w:p>
-    <w:bookmarkEnd w:id="51"/>
-    <w:bookmarkEnd w:id="52"/>
-    <w:bookmarkEnd w:id="53"/>
+    <w:bookmarkEnd w:id="60"/>
+    <w:bookmarkEnd w:id="61"/>
+    <w:bookmarkEnd w:id="62"/>
     <w:sectPr>
       <w:pgSz w:h="16838" w:w="11906"/>
       <w:pgMar w:bottom="1417" w:left="1417" w:right="1417" w:top="1417"/>
@@ -7836,6 +8085,9 @@
     <w:abstractNumId w:val="990"/>
   </w:num>
   <w:num w:numId="1001">
+    <w:abstractNumId w:val="991"/>
+  </w:num>
+  <w:num w:numId="1002">
     <w:abstractNumId w:val="991"/>
   </w:num>
 </w:numbering>
